--- a/结局对话文案.docx
+++ b/结局对话文案.docx
@@ -25,7 +25,29 @@
         </w:rPr>
       </w:pPr>
       <w:r>
-        <w:t>卢西斯：（盯着空王座）这究竟是怎么一回事？怎么啥都没有？</w:t>
+        <w:t>卢西斯：这究竟是怎么一回事？怎么</w:t>
+      </w:r>
+      <w:r>
+        <w:rPr>
+          <w:rFonts w:hint="eastAsia"/>
+        </w:rPr>
+        <w:t>什么</w:t>
+      </w:r>
+      <w:r>
+        <w:t>都没有？</w:t>
+      </w:r>
+    </w:p>
+    <w:p>
+      <w:pPr>
+        <w:rPr>
+          <w:rFonts w:hint="eastAsia"/>
+        </w:rPr>
+      </w:pPr>
+      <w:r>
+        <w:rPr>
+          <w:rFonts w:hint="eastAsia"/>
+        </w:rPr>
+        <w:t>What on earth is going on? Why is there nothing?</w:t>
       </w:r>
     </w:p>
     <w:p>
@@ -45,6 +67,25 @@
         </w:rPr>
       </w:pPr>
       <w:r>
+        <w:rPr>
+          <w:rFonts w:hint="eastAsia"/>
+        </w:rPr>
+        <w:t>You mean you haven't seen the devil</w:t>
+      </w:r>
+      <w:r>
+        <w:rPr>
+          <w:rFonts w:hint="eastAsia"/>
+        </w:rPr>
+        <w:t>？</w:t>
+      </w:r>
+    </w:p>
+    <w:p>
+      <w:pPr>
+        <w:rPr>
+          <w:rFonts w:hint="eastAsia"/>
+        </w:rPr>
+      </w:pPr>
+      <w:r>
         <w:t>契约：告诉你，恶魔只有在人最痛苦的时候才会现身。</w:t>
       </w:r>
     </w:p>
@@ -55,7 +96,33 @@
         </w:rPr>
       </w:pPr>
       <w:r>
+        <w:rPr>
+          <w:rFonts w:hint="eastAsia"/>
+        </w:rPr>
+        <w:t>Demons only show up when people are in the greatest pain</w:t>
+      </w:r>
+    </w:p>
+    <w:p>
+      <w:pPr>
+        <w:rPr>
+          <w:rFonts w:hint="eastAsia"/>
+        </w:rPr>
+      </w:pPr>
+      <w:r>
         <w:t>契约：你或许可以试试路上的那些机关，反正……</w:t>
+      </w:r>
+    </w:p>
+    <w:p>
+      <w:pPr>
+        <w:rPr>
+          <w:rFonts w:hint="eastAsia"/>
+        </w:rPr>
+      </w:pPr>
+      <w:r>
+        <w:rPr>
+          <w:rFonts w:hint="eastAsia"/>
+        </w:rPr>
+        <w:t>You might be able to try those mechanisms on the way. Anyway...</w:t>
       </w:r>
     </w:p>
     <w:p>
@@ -91,17 +158,92 @@
         </w:rPr>
       </w:pPr>
       <w:r>
-        <w:t>卢西斯：说实话，我不知道这种痛的感觉，但 “那件事” 确实让我很难受。</w:t>
-      </w:r>
-    </w:p>
-    <w:p>
-      <w:pPr>
-        <w:rPr>
-          <w:rFonts w:hint="eastAsia"/>
-        </w:rPr>
-      </w:pPr>
-      <w:r>
-        <w:t>契约：不管是哪种痛苦，对恶魔来说都是乐意吃的 “养料”。</w:t>
+        <w:rPr>
+          <w:rFonts w:hint="eastAsia"/>
+        </w:rPr>
+        <w:t>That must be painful</w:t>
+      </w:r>
+      <w:r>
+        <w:rPr>
+          <w:rFonts w:hint="eastAsia"/>
+        </w:rPr>
+        <w:t>.</w:t>
+      </w:r>
+    </w:p>
+    <w:p>
+      <w:pPr>
+        <w:rPr>
+          <w:rFonts w:hint="eastAsia"/>
+        </w:rPr>
+      </w:pPr>
+      <w:r>
+        <w:t>卢西斯：</w:t>
+      </w:r>
+      <w:r>
+        <w:rPr>
+          <w:rFonts w:hint="eastAsia"/>
+        </w:rPr>
+        <w:t>奇怪，我并没有感到任何疼痛</w:t>
+      </w:r>
+    </w:p>
+    <w:p>
+      <w:pPr>
+        <w:rPr>
+          <w:rFonts w:hint="eastAsia"/>
+        </w:rPr>
+      </w:pPr>
+      <w:r>
+        <w:rPr>
+          <w:rFonts w:hint="eastAsia"/>
+        </w:rPr>
+        <w:t>Strangely, I didn't feel any pain at all</w:t>
+      </w:r>
+      <w:r>
+        <w:rPr>
+          <w:rFonts w:hint="eastAsia"/>
+        </w:rPr>
+        <w:t>.</w:t>
+      </w:r>
+    </w:p>
+    <w:p>
+      <w:pPr>
+        <w:rPr>
+          <w:rFonts w:hint="eastAsia"/>
+        </w:rPr>
+      </w:pPr>
+      <w:r>
+        <w:t>契约：</w:t>
+      </w:r>
+      <w:r>
+        <w:rPr>
+          <w:rFonts w:hint="eastAsia"/>
+        </w:rPr>
+        <w:t>但是撒旦确实从你那获取了“养料”</w:t>
+      </w:r>
+    </w:p>
+    <w:p>
+      <w:pPr>
+        <w:rPr>
+          <w:rFonts w:hint="eastAsia"/>
+        </w:rPr>
+      </w:pPr>
+      <w:r>
+        <w:rPr>
+          <w:rFonts w:hint="eastAsia"/>
+        </w:rPr>
+        <w:t>But Satan did indeed obtain "</w:t>
+      </w:r>
+      <w:r>
+        <w:rPr>
+          <w:rFonts w:hint="eastAsia"/>
+        </w:rPr>
+        <w:t>food</w:t>
+      </w:r>
+      <w:r>
+        <w:rPr>
+          <w:rFonts w:hint="eastAsia"/>
+        </w:rPr>
+        <w:t>" from you.</w:t>
       </w:r>
     </w:p>
     <w:p>
@@ -137,7 +279,39 @@
         </w:rPr>
       </w:pPr>
       <w:r>
+        <w:rPr>
+          <w:rFonts w:hint="eastAsia"/>
+        </w:rPr>
+        <w:t>Suicide can lead to hell</w:t>
+      </w:r>
+      <w:r>
+        <w:rPr>
+          <w:rFonts w:hint="eastAsia"/>
+        </w:rPr>
+        <w:t>.</w:t>
+      </w:r>
+    </w:p>
+    <w:p>
+      <w:pPr>
+        <w:rPr>
+          <w:rFonts w:hint="eastAsia"/>
+        </w:rPr>
+      </w:pPr>
+      <w:r>
         <w:t>契约：不过…… 对你来说，好像也不是什么大问题。</w:t>
+      </w:r>
+    </w:p>
+    <w:p>
+      <w:pPr>
+        <w:rPr>
+          <w:rFonts w:hint="eastAsia"/>
+        </w:rPr>
+      </w:pPr>
+      <w:r>
+        <w:rPr>
+          <w:rFonts w:hint="eastAsia"/>
+        </w:rPr>
+        <w:t>However... It doesn't seem to be a big problem for you either.</w:t>
       </w:r>
     </w:p>
     <w:p>
@@ -163,7 +337,20 @@
         </w:rPr>
       </w:pPr>
       <w:r>
-        <w:t>卢西斯：（摸着火炬）这个东西，你见过吗？</w:t>
+        <w:t>卢西斯：这个东西，你见过吗？</w:t>
+      </w:r>
+    </w:p>
+    <w:p>
+      <w:pPr>
+        <w:rPr>
+          <w:rFonts w:hint="eastAsia"/>
+        </w:rPr>
+      </w:pPr>
+      <w:r>
+        <w:rPr>
+          <w:rFonts w:hint="eastAsia"/>
+        </w:rPr>
+        <w:t>Have you ever seen this thing?</w:t>
       </w:r>
     </w:p>
     <w:p>
@@ -183,7 +370,39 @@
         </w:rPr>
       </w:pPr>
       <w:r>
+        <w:rPr>
+          <w:rFonts w:hint="eastAsia"/>
+        </w:rPr>
+        <w:t>This is the holy torch</w:t>
+      </w:r>
+      <w:r>
+        <w:rPr>
+          <w:rFonts w:hint="eastAsia"/>
+        </w:rPr>
+        <w:t>.</w:t>
+      </w:r>
+    </w:p>
+    <w:p>
+      <w:pPr>
+        <w:rPr>
+          <w:rFonts w:hint="eastAsia"/>
+        </w:rPr>
+      </w:pPr>
+      <w:r>
         <w:t>契约：沾了耶稣之血的火炬，能焚灭所有恶魔。</w:t>
+      </w:r>
+    </w:p>
+    <w:p>
+      <w:pPr>
+        <w:rPr>
+          <w:rFonts w:hint="eastAsia"/>
+        </w:rPr>
+      </w:pPr>
+      <w:r>
+        <w:rPr>
+          <w:rFonts w:hint="eastAsia"/>
+        </w:rPr>
+        <w:t>The torch stained with the blood of Jesus can consume all demons</w:t>
       </w:r>
     </w:p>
     <w:p>
@@ -209,7 +428,26 @@
         </w:rPr>
       </w:pPr>
       <w:r>
-        <w:t>卢西斯：（看着 BOSS 尸体）这一切，终于可以结束了吗？</w:t>
+        <w:t>卢西斯：这一切，终于可以结束了吗？</w:t>
+      </w:r>
+    </w:p>
+    <w:p>
+      <w:pPr>
+        <w:rPr>
+          <w:rFonts w:hint="eastAsia"/>
+        </w:rPr>
+      </w:pPr>
+      <w:r>
+        <w:rPr>
+          <w:rFonts w:hint="eastAsia"/>
+        </w:rPr>
+        <w:t>Can all this finally come to an end</w:t>
+      </w:r>
+      <w:r>
+        <w:rPr>
+          <w:rFonts w:hint="eastAsia"/>
+        </w:rPr>
+        <w:t>.</w:t>
       </w:r>
     </w:p>
     <w:p>
@@ -229,7 +467,45 @@
         </w:rPr>
       </w:pPr>
       <w:r>
+        <w:rPr>
+          <w:rFonts w:hint="eastAsia"/>
+        </w:rPr>
+        <w:t>If demons were so easy to kill, heaven would have long flattened hell</w:t>
+      </w:r>
+      <w:r>
+        <w:rPr>
+          <w:rFonts w:hint="eastAsia"/>
+        </w:rPr>
+        <w:t>.</w:t>
+      </w:r>
+    </w:p>
+    <w:p>
+      <w:pPr>
+        <w:rPr>
+          <w:rFonts w:hint="eastAsia"/>
+        </w:rPr>
+      </w:pPr>
+      <w:r>
         <w:t>契约：你可以回去看看情况。</w:t>
+      </w:r>
+    </w:p>
+    <w:p>
+      <w:pPr>
+        <w:rPr>
+          <w:rFonts w:hint="eastAsia"/>
+        </w:rPr>
+      </w:pPr>
+      <w:r>
+        <w:rPr>
+          <w:rFonts w:hint="eastAsia"/>
+        </w:rPr>
+        <w:t>You can go back and check the situation</w:t>
+      </w:r>
+      <w:r>
+        <w:rPr>
+          <w:rFonts w:hint="eastAsia"/>
+        </w:rPr>
+        <w:t>.</w:t>
       </w:r>
     </w:p>
     <w:p>
@@ -255,7 +531,26 @@
         </w:rPr>
       </w:pPr>
       <w:r>
-        <w:t>撒旦：（从洞里出声）你竟然能够找到这个地方！</w:t>
+        <w:t>撒旦：你竟然能够找到这个地方！</w:t>
+      </w:r>
+    </w:p>
+    <w:p>
+      <w:pPr>
+        <w:rPr>
+          <w:rFonts w:hint="eastAsia"/>
+        </w:rPr>
+      </w:pPr>
+      <w:r>
+        <w:rPr>
+          <w:rFonts w:hint="eastAsia"/>
+        </w:rPr>
+        <w:t>You actually managed to find this place</w:t>
+      </w:r>
+      <w:r>
+        <w:rPr>
+          <w:rFonts w:hint="eastAsia"/>
+        </w:rPr>
+        <w:t>！</w:t>
       </w:r>
     </w:p>
     <w:p>
@@ -275,7 +570,51 @@
         </w:rPr>
       </w:pPr>
       <w:r>
+        <w:rPr>
+          <w:rFonts w:hint="eastAsia"/>
+        </w:rPr>
+        <w:t xml:space="preserve">It seems that your "program" still has some </w:t>
+      </w:r>
+      <w:r>
+        <w:rPr>
+          <w:rFonts w:hint="eastAsia"/>
+        </w:rPr>
+        <w:t>bugs</w:t>
+      </w:r>
+      <w:r>
+        <w:rPr>
+          <w:rFonts w:hint="eastAsia"/>
+        </w:rPr>
+        <w:t xml:space="preserve"> after all</w:t>
+      </w:r>
+      <w:r>
+        <w:rPr>
+          <w:rFonts w:hint="eastAsia"/>
+        </w:rPr>
+        <w:t>.</w:t>
+      </w:r>
+    </w:p>
+    <w:p>
+      <w:pPr>
+        <w:rPr>
+          <w:rFonts w:hint="eastAsia"/>
+        </w:rPr>
+      </w:pPr>
+      <w:r>
         <w:t>撒旦：胡说！卢西斯，你别想从这里逃走！</w:t>
+      </w:r>
+    </w:p>
+    <w:p>
+      <w:pPr>
+        <w:rPr>
+          <w:rFonts w:hint="eastAsia"/>
+        </w:rPr>
+      </w:pPr>
+      <w:r>
+        <w:rPr>
+          <w:rFonts w:hint="eastAsia"/>
+        </w:rPr>
+        <w:t>Nonsense! Lucis, don't even think about escaping from here!</w:t>
       </w:r>
     </w:p>
     <w:p>
@@ -301,7 +640,27 @@
         </w:rPr>
       </w:pPr>
       <w:r>
-        <w:t>卢西斯：（看着眼前景象）那里是什么地方？</w:t>
+        <w:t>卢西斯：那里是什么地方？</w:t>
+      </w:r>
+    </w:p>
+    <w:p>
+      <w:pPr>
+        <w:rPr>
+          <w:rFonts w:hint="eastAsia"/>
+        </w:rPr>
+      </w:pPr>
+      <w:r>
+        <w:rPr>
+          <w:rFonts w:hint="eastAsia"/>
+        </w:rPr>
+        <w:lastRenderedPageBreak/>
+        <w:t>What place is that</w:t>
+      </w:r>
+      <w:r>
+        <w:rPr>
+          <w:rFonts w:hint="eastAsia"/>
+        </w:rPr>
+        <w:t>？</w:t>
       </w:r>
     </w:p>
     <w:p>
@@ -312,6 +671,25 @@
       </w:pPr>
       <w:r>
         <w:t>契约：我不知道，那地方不在天堂和地狱的契约管辖范围内。</w:t>
+      </w:r>
+    </w:p>
+    <w:p>
+      <w:pPr>
+        <w:rPr>
+          <w:rFonts w:hint="eastAsia"/>
+        </w:rPr>
+      </w:pPr>
+      <w:r>
+        <w:rPr>
+          <w:rFonts w:hint="eastAsia"/>
+        </w:rPr>
+        <w:t>I don't know. That place is not within the jurisdiction of the contract between heaven and hell</w:t>
+      </w:r>
+      <w:r>
+        <w:rPr>
+          <w:rFonts w:hint="eastAsia"/>
+        </w:rPr>
+        <w:t>.</w:t>
       </w:r>
     </w:p>
     <w:p>
@@ -337,27 +715,84 @@
         </w:rPr>
       </w:pPr>
       <w:r>
-        <w:t>卢西斯：（攥紧火炬）这次，撒旦应该真的被杀死了吧？</w:t>
-      </w:r>
-    </w:p>
-    <w:p>
-      <w:pPr>
-        <w:rPr>
-          <w:rFonts w:hint="eastAsia"/>
-        </w:rPr>
-      </w:pPr>
-      <w:r>
-        <w:t>契约：（文字闪烁）恭喜你，获得……</w:t>
-      </w:r>
-    </w:p>
-    <w:p>
-      <w:pPr>
-        <w:rPr>
-          <w:rFonts w:hint="eastAsia"/>
-        </w:rPr>
-      </w:pPr>
-      <w:r>
-        <w:t>撒旦：（接话）恭喜你，获得前往天堂的机会。</w:t>
+        <w:t>卢西斯：这次，撒旦应该真的被杀死了吧？</w:t>
+      </w:r>
+    </w:p>
+    <w:p>
+      <w:pPr>
+        <w:rPr>
+          <w:rFonts w:hint="eastAsia"/>
+        </w:rPr>
+      </w:pPr>
+      <w:r>
+        <w:rPr>
+          <w:rFonts w:hint="eastAsia"/>
+        </w:rPr>
+        <w:t>This time, Satan should have really been killed, right?</w:t>
+      </w:r>
+    </w:p>
+    <w:p>
+      <w:pPr>
+        <w:rPr>
+          <w:rFonts w:hint="eastAsia"/>
+        </w:rPr>
+      </w:pPr>
+      <w:r>
+        <w:t>契约：恭喜你，获得……</w:t>
+      </w:r>
+    </w:p>
+    <w:p>
+      <w:pPr>
+        <w:rPr>
+          <w:rFonts w:hint="eastAsia"/>
+        </w:rPr>
+      </w:pPr>
+      <w:r>
+        <w:rPr>
+          <w:rFonts w:hint="eastAsia"/>
+        </w:rPr>
+        <w:t>Congratulations! You have obtained...</w:t>
+      </w:r>
+    </w:p>
+    <w:p>
+      <w:pPr>
+        <w:rPr>
+          <w:rFonts w:hint="eastAsia"/>
+        </w:rPr>
+      </w:pPr>
+      <w:r>
+        <w:t>撒旦：恭喜你，获得前往天堂的机会。</w:t>
+      </w:r>
+    </w:p>
+    <w:p>
+      <w:pPr>
+        <w:rPr>
+          <w:rFonts w:hint="eastAsia"/>
+        </w:rPr>
+      </w:pPr>
+      <w:r>
+        <w:rPr>
+          <w:rFonts w:hint="eastAsia"/>
+        </w:rPr>
+        <w:t>Congratulations! You</w:t>
+      </w:r>
+      <w:r>
+        <w:rPr>
+          <w:rFonts w:hint="eastAsia"/>
+        </w:rPr>
+        <w:t xml:space="preserve"> have obtained</w:t>
+      </w:r>
+      <w:r>
+        <w:rPr>
+          <w:rFonts w:hint="eastAsia"/>
+        </w:rPr>
+        <w:t xml:space="preserve"> the chance to go to heaven</w:t>
+      </w:r>
+      <w:r>
+        <w:rPr>
+          <w:rFonts w:hint="eastAsia"/>
+        </w:rPr>
+        <w:t>.</w:t>
       </w:r>
     </w:p>
     <w:p>
@@ -383,27 +818,99 @@
         </w:rPr>
       </w:pPr>
       <w:r>
-        <w:t>卢西斯：（盯着契约）你究竟是谁？我在天堂看到了和你一模一样的东西。</w:t>
-      </w:r>
-    </w:p>
-    <w:p>
-      <w:pPr>
-        <w:rPr>
-          <w:rFonts w:hint="eastAsia"/>
-        </w:rPr>
-      </w:pPr>
-      <w:r>
-        <w:t>契约：我是天堂和地狱签署的一份契约，有向任何人回答问题的义务。</w:t>
-      </w:r>
-    </w:p>
-    <w:p>
-      <w:pPr>
-        <w:rPr>
-          <w:rFonts w:hint="eastAsia"/>
-        </w:rPr>
-      </w:pPr>
-      <w:r>
-        <w:t>契约：任何人手握既定询问时，我会为其指明方向。</w:t>
+        <w:t>卢西斯：你究竟是</w:t>
+      </w:r>
+      <w:r>
+        <w:rPr>
+          <w:rFonts w:hint="eastAsia"/>
+        </w:rPr>
+        <w:t>什么</w:t>
+      </w:r>
+      <w:r>
+        <w:t>？我在天堂看到了和你一模一样的东西。</w:t>
+      </w:r>
+    </w:p>
+    <w:p>
+      <w:pPr>
+        <w:rPr>
+          <w:rFonts w:hint="eastAsia"/>
+        </w:rPr>
+      </w:pPr>
+      <w:r>
+        <w:rPr>
+          <w:rFonts w:hint="eastAsia"/>
+        </w:rPr>
+        <w:t>What on earth are you? I saw exactly the same thing as you in heaven</w:t>
+      </w:r>
+      <w:r>
+        <w:rPr>
+          <w:rFonts w:hint="eastAsia"/>
+        </w:rPr>
+        <w:t>.</w:t>
+      </w:r>
+    </w:p>
+    <w:p>
+      <w:pPr>
+        <w:rPr>
+          <w:rFonts w:hint="eastAsia"/>
+        </w:rPr>
+      </w:pPr>
+      <w:r>
+        <w:t>契约：我是天堂和地狱签署的一份契约，</w:t>
+      </w:r>
+      <w:r>
+        <w:rPr>
+          <w:rFonts w:hint="eastAsia"/>
+        </w:rPr>
+        <w:t>记录了天堂和地狱所有生灵遵守的准则</w:t>
+      </w:r>
+      <w:r>
+        <w:t>。</w:t>
+      </w:r>
+    </w:p>
+    <w:p>
+      <w:pPr>
+        <w:rPr>
+          <w:rFonts w:hint="eastAsia"/>
+        </w:rPr>
+      </w:pPr>
+      <w:r>
+        <w:rPr>
+          <w:rFonts w:hint="eastAsia"/>
+        </w:rPr>
+        <w:t>I am a contract signed by heaven and hell, recording the rules that all living beings in heaven and hell abide by.</w:t>
+      </w:r>
+    </w:p>
+    <w:p>
+      <w:pPr>
+        <w:rPr>
+          <w:rFonts w:hint="eastAsia"/>
+        </w:rPr>
+      </w:pPr>
+      <w:r>
+        <w:t>契约：</w:t>
+      </w:r>
+      <w:r>
+        <w:rPr>
+          <w:rFonts w:hint="eastAsia"/>
+        </w:rPr>
+        <w:t>你升上过天堂，每个纯洁的灵魂都有一次向我提问的机会</w:t>
+      </w:r>
+      <w:r>
+        <w:t>。</w:t>
+      </w:r>
+    </w:p>
+    <w:p>
+      <w:pPr>
+        <w:rPr>
+          <w:rFonts w:hint="eastAsia"/>
+        </w:rPr>
+      </w:pPr>
+      <w:r>
+        <w:rPr>
+          <w:rFonts w:hint="eastAsia"/>
+        </w:rPr>
+        <w:t>You have ascended to heaven. Every pure soul has a chance to ask me a question.</w:t>
       </w:r>
     </w:p>
     <w:p>
@@ -439,6 +946,19 @@
         <w:rPr>
           <w:rFonts w:hint="eastAsia"/>
         </w:rPr>
+        <w:t>Could you tell me the way to deal with the devil?</w:t>
+      </w:r>
+    </w:p>
+    <w:p>
+      <w:pPr>
+        <w:rPr>
+          <w:rFonts w:hint="eastAsia"/>
+        </w:rPr>
+      </w:pPr>
+      <w:r>
+        <w:rPr>
+          <w:rFonts w:hint="eastAsia"/>
+        </w:rPr>
         <w:t>契约：我可以送你去地狱，在</w:t>
       </w:r>
       <w:r>
@@ -465,6 +985,31 @@
         </w:rPr>
         <w:t>消灭恶魔就可以解决他们</w:t>
       </w:r>
+      <w:r>
+        <w:rPr>
+          <w:rFonts w:hint="eastAsia"/>
+        </w:rPr>
+        <w:t>。</w:t>
+      </w:r>
+    </w:p>
+    <w:p>
+      <w:pPr>
+        <w:rPr>
+          <w:rFonts w:hint="eastAsia"/>
+        </w:rPr>
+      </w:pPr>
+      <w:r>
+        <w:rPr>
+          <w:rFonts w:hint="eastAsia"/>
+        </w:rPr>
+        <w:t>I can send you to hell, where you can defeat the demons with the sacred flame</w:t>
+      </w:r>
+      <w:r>
+        <w:rPr>
+          <w:rFonts w:hint="eastAsia"/>
+        </w:rPr>
+        <w:t>.</w:t>
+      </w:r>
     </w:p>
     <w:p>
       <w:pPr>
@@ -480,29 +1025,73 @@
       </w:r>
     </w:p>
     <w:p>
-      <w:pPr>
-        <w:rPr>
-          <w:rFonts w:hint="eastAsia"/>
-        </w:rPr>
-      </w:pPr>
-      <w:r>
-        <w:rPr>
-          <w:rFonts w:hint="eastAsia"/>
-        </w:rPr>
-        <w:t>卢西斯：为什么你和撒旦都称我为卢西斯</w:t>
-      </w:r>
-    </w:p>
-    <w:p>
-      <w:pPr>
-        <w:rPr>
-          <w:rFonts w:hint="eastAsia"/>
-        </w:rPr>
-      </w:pPr>
-      <w:r>
-        <w:rPr>
-          <w:rFonts w:hint="eastAsia"/>
-        </w:rPr>
-        <w:t>契约：卢西斯——地狱造物，被撒旦用来收集痛苦喂养地狱的恶魔</w:t>
+      <w:r>
+        <w:rPr>
+          <w:rFonts w:hint="eastAsia"/>
+        </w:rPr>
+        <w:t>卢西斯：</w:t>
+      </w:r>
+      <w:r>
+        <w:rPr>
+          <w:rFonts w:hint="eastAsia"/>
+        </w:rPr>
+        <w:t>我是谁？</w:t>
+      </w:r>
+    </w:p>
+    <w:p>
+      <w:pPr>
+        <w:rPr>
+          <w:rFonts w:hint="eastAsia"/>
+        </w:rPr>
+      </w:pPr>
+      <w:r>
+        <w:rPr>
+          <w:rFonts w:hint="eastAsia"/>
+        </w:rPr>
+        <w:t>Who am I?</w:t>
+      </w:r>
+    </w:p>
+    <w:p>
+      <w:r>
+        <w:rPr>
+          <w:rFonts w:hint="eastAsia"/>
+        </w:rPr>
+        <w:t>契约：卢西斯——地狱造物，</w:t>
+      </w:r>
+      <w:r>
+        <w:rPr>
+          <w:rFonts w:hint="eastAsia"/>
+        </w:rPr>
+        <w:t>撒旦最杰出的作品。因为本身不属于恶魔，所以可以不受契约约束来到人间，为撒旦收集痛苦的灵魂。</w:t>
+      </w:r>
+    </w:p>
+    <w:p>
+      <w:r>
+        <w:rPr>
+          <w:rFonts w:hint="eastAsia"/>
+        </w:rPr>
+        <w:t>Lucis - the creation of hell, Satan's most outstanding work. Because he does not belong to the devil himself, he can come to the human world without being bound by a contract and collect the souls of suffering for Satan.</w:t>
+      </w:r>
+    </w:p>
+    <w:p>
+      <w:r>
+        <w:rPr>
+          <w:rFonts w:hint="eastAsia"/>
+        </w:rPr>
+        <w:t>撒旦：妄想挑战我吗？来吧，我在地狱等你。</w:t>
+      </w:r>
+    </w:p>
+    <w:p>
+      <w:pPr>
+        <w:rPr>
+          <w:rFonts w:hint="eastAsia"/>
+        </w:rPr>
+      </w:pPr>
+      <w:r>
+        <w:rPr>
+          <w:rFonts w:hint="eastAsia"/>
+        </w:rPr>
+        <w:t>Are you delusional about challenging me? Come on, I'll wait for you in hell.</w:t>
       </w:r>
     </w:p>
     <w:p>
@@ -534,15 +1123,131 @@
         <w:rPr>
           <w:rFonts w:hint="eastAsia"/>
         </w:rPr>
-        <w:t>为什么我在天堂的死亡名册上没有见到过我的名字</w:t>
-      </w:r>
-    </w:p>
-    <w:p>
-      <w:r>
-        <w:rPr>
-          <w:rFonts w:hint="eastAsia"/>
-        </w:rPr>
-        <w:t>契约：这个问题我无权回答你</w:t>
+        <w:t>卢西斯是什么</w:t>
+      </w:r>
+    </w:p>
+    <w:p>
+      <w:pPr>
+        <w:rPr>
+          <w:rFonts w:hint="eastAsia"/>
+        </w:rPr>
+      </w:pPr>
+      <w:r>
+        <w:rPr>
+          <w:rFonts w:hint="eastAsia"/>
+        </w:rPr>
+        <w:t>契约：</w:t>
+      </w:r>
+      <w:r>
+        <w:rPr>
+          <w:rFonts w:hint="eastAsia"/>
+        </w:rPr>
+        <w:t>一款游戏，撒旦创造的游戏。</w:t>
+      </w:r>
+    </w:p>
+    <w:p>
+      <w:pPr>
+        <w:rPr>
+          <w:rFonts w:hint="eastAsia"/>
+        </w:rPr>
+      </w:pPr>
+      <w:r>
+        <w:rPr>
+          <w:b/>
+          <w:bCs/>
+        </w:rPr>
+        <w:t>契约</w:t>
+      </w:r>
+      <w:r>
+        <w:t>：“准确来说，这并非‘游戏’，而是一份</w:t>
+      </w:r>
+      <w:r>
+        <w:rPr>
+          <w:b/>
+          <w:bCs/>
+        </w:rPr>
+        <w:t>跨时空契约的交互界面</w:t>
+      </w:r>
+      <w:r>
+        <w:t>。撒旦是发起方，地狱众魔是能量源，而人类玩家……是条款中的‘主动履行者’。”</w:t>
+      </w:r>
+    </w:p>
+    <w:p>
+      <w:pPr>
+        <w:rPr>
+          <w:rFonts w:hint="eastAsia"/>
+        </w:rPr>
+      </w:pPr>
+      <w:r>
+        <w:rPr>
+          <w:b/>
+          <w:bCs/>
+        </w:rPr>
+        <w:t>玩家</w:t>
+      </w:r>
+      <w:r>
+        <w:t>：“……我们履行了什么？”</w:t>
+      </w:r>
+    </w:p>
+    <w:p>
+      <w:pPr>
+        <w:rPr>
+          <w:rFonts w:hint="eastAsia"/>
+        </w:rPr>
+      </w:pPr>
+      <w:r>
+        <w:rPr>
+          <w:b/>
+          <w:bCs/>
+        </w:rPr>
+        <w:t>契约</w:t>
+      </w:r>
+      <w:r>
+        <w:t>：“自愿投入时间、情感与专注，在特定历史阶段形成思想共振场。用你能理解的话说：</w:t>
+      </w:r>
+      <w:r>
+        <w:rPr>
+          <w:b/>
+          <w:bCs/>
+        </w:rPr>
+        <w:t>你们用自己的意识，喂养了一个超越时间的存在。</w:t>
+      </w:r>
+      <w:r>
+        <w:t>”</w:t>
+      </w:r>
+    </w:p>
+    <w:p>
+      <w:pPr>
+        <w:rPr>
+          <w:rFonts w:hint="eastAsia"/>
+        </w:rPr>
+      </w:pPr>
+      <w:r>
+        <w:rPr>
+          <w:b/>
+          <w:bCs/>
+        </w:rPr>
+        <w:t>玩家</w:t>
+      </w:r>
+      <w:r>
+        <w:t>：“这不可能……我们怎么会自愿？”</w:t>
+      </w:r>
+    </w:p>
+    <w:p>
+      <w:pPr>
+        <w:rPr>
+          <w:rFonts w:hint="eastAsia"/>
+        </w:rPr>
+      </w:pPr>
+      <w:r>
+        <w:rPr>
+          <w:b/>
+          <w:bCs/>
+        </w:rPr>
+        <w:t>契约</w:t>
+      </w:r>
+      <w:r>
+        <w:t>：“条款第7.3条：‘自愿性由行动本身界定’。你启动游戏、你持续游玩、你追求结局——这些行动，在契约法理上即构成自愿。而最精巧的设计是……”</w:t>
       </w:r>
     </w:p>
     <w:p>
@@ -556,7 +1261,199 @@
           <w:rFonts w:hint="eastAsia"/>
         </w:rPr>
         <w:lastRenderedPageBreak/>
-        <w:t>契约：或许那些文字可以帮助你</w:t>
+        <w:t>卢西斯：我知道你在看这段对话，你是第一个到达这里的，我求求你，毁了这个游戏。</w:t>
+      </w:r>
+    </w:p>
+    <w:p>
+      <w:pPr>
+        <w:rPr>
+          <w:rFonts w:hint="eastAsia"/>
+        </w:rPr>
+      </w:pPr>
+      <w:r>
+        <w:rPr>
+          <w:rFonts w:hint="eastAsia"/>
+        </w:rPr>
+        <w:t>卢西斯：把你那边那个名为</w:t>
+      </w:r>
+      <w:r>
+        <w:rPr>
+          <w:rFonts w:hint="eastAsia"/>
+        </w:rPr>
+        <w:t>exe的文件删除，我们这里所有的灵魂都不会再受煎熬。</w:t>
+      </w:r>
+    </w:p>
+    <w:p>
+      <w:pPr>
+        <w:rPr>
+          <w:rFonts w:hint="eastAsia"/>
+        </w:rPr>
+      </w:pPr>
+      <w:r>
+        <w:rPr>
+          <w:rFonts w:hint="eastAsia"/>
+        </w:rPr>
+        <w:t>Lucis: What is Lucis</w:t>
+      </w:r>
+    </w:p>
+    <w:p>
+      <w:pPr>
+        <w:rPr>
+          <w:rFonts w:hint="eastAsia"/>
+        </w:rPr>
+      </w:pPr>
+    </w:p>
+    <w:p>
+      <w:pPr>
+        <w:rPr>
+          <w:rFonts w:hint="eastAsia"/>
+        </w:rPr>
+      </w:pPr>
+      <w:r>
+        <w:rPr>
+          <w:rFonts w:hint="eastAsia"/>
+        </w:rPr>
+        <w:t>Contract: A game, a game created by Satan.</w:t>
+      </w:r>
+    </w:p>
+    <w:p>
+      <w:pPr>
+        <w:rPr>
+          <w:rFonts w:hint="eastAsia"/>
+        </w:rPr>
+      </w:pPr>
+    </w:p>
+    <w:p>
+      <w:pPr>
+        <w:rPr>
+          <w:rFonts w:hint="eastAsia"/>
+        </w:rPr>
+      </w:pPr>
+      <w:r>
+        <w:rPr>
+          <w:rFonts w:hint="eastAsia"/>
+        </w:rPr>
+        <w:t>Contract: "To be precise, this is not a 'game', but an interactive interface of a cross-time and space contract." Satan is the initiator, the demons of hell are the source of energy, and human players... It is the "active performer" in the terms."</w:t>
+      </w:r>
+    </w:p>
+    <w:p>
+      <w:pPr>
+        <w:rPr>
+          <w:rFonts w:hint="eastAsia"/>
+        </w:rPr>
+      </w:pPr>
+    </w:p>
+    <w:p>
+      <w:pPr>
+        <w:rPr>
+          <w:rFonts w:hint="eastAsia"/>
+        </w:rPr>
+      </w:pPr>
+      <w:r>
+        <w:rPr>
+          <w:rFonts w:hint="eastAsia"/>
+        </w:rPr>
+        <w:t>Player: "..." What have we fulfilled?"</w:t>
+      </w:r>
+    </w:p>
+    <w:p>
+      <w:pPr>
+        <w:rPr>
+          <w:rFonts w:hint="eastAsia"/>
+        </w:rPr>
+      </w:pPr>
+    </w:p>
+    <w:p>
+      <w:pPr>
+        <w:rPr>
+          <w:rFonts w:hint="eastAsia"/>
+        </w:rPr>
+      </w:pPr>
+      <w:r>
+        <w:rPr>
+          <w:rFonts w:hint="eastAsia"/>
+        </w:rPr>
+        <w:t>Contract: "Voluntarily invest time, emotions and concentration to form a field of thought resonance at a specific historical stage." In words you can understand: You have nourished an existence that transcends time with your own consciousness.</w:t>
+      </w:r>
+    </w:p>
+    <w:p>
+      <w:pPr>
+        <w:rPr>
+          <w:rFonts w:hint="eastAsia"/>
+        </w:rPr>
+      </w:pPr>
+    </w:p>
+    <w:p>
+      <w:pPr>
+        <w:rPr>
+          <w:rFonts w:hint="eastAsia"/>
+        </w:rPr>
+      </w:pPr>
+      <w:r>
+        <w:rPr>
+          <w:rFonts w:hint="eastAsia"/>
+        </w:rPr>
+        <w:t>Player: "This is impossible..." How could we be willing?"</w:t>
+      </w:r>
+    </w:p>
+    <w:p>
+      <w:pPr>
+        <w:rPr>
+          <w:rFonts w:hint="eastAsia"/>
+        </w:rPr>
+      </w:pPr>
+    </w:p>
+    <w:p>
+      <w:pPr>
+        <w:rPr>
+          <w:rFonts w:hint="eastAsia"/>
+        </w:rPr>
+      </w:pPr>
+      <w:r>
+        <w:rPr>
+          <w:rFonts w:hint="eastAsia"/>
+        </w:rPr>
+        <w:t>Contract: "Clause 7.3: 'Voluntariness is defined by the act itself.'" You start the game, you keep playing, you pursue the ending - these actions are voluntary in terms of contractual law. And the most exquisite design is...</w:t>
+      </w:r>
+    </w:p>
+    <w:p>
+      <w:pPr>
+        <w:rPr>
+          <w:rFonts w:hint="eastAsia"/>
+        </w:rPr>
+      </w:pPr>
+    </w:p>
+    <w:p>
+      <w:pPr>
+        <w:rPr>
+          <w:rFonts w:hint="eastAsia"/>
+        </w:rPr>
+      </w:pPr>
+      <w:r>
+        <w:rPr>
+          <w:rFonts w:hint="eastAsia"/>
+        </w:rPr>
+        <w:t>Lucis: I know you're reading this dialogue. You were the first to get here. I beg you, ruin this game.</w:t>
+      </w:r>
+    </w:p>
+    <w:p>
+      <w:pPr>
+        <w:rPr>
+          <w:rFonts w:hint="eastAsia"/>
+        </w:rPr>
+      </w:pPr>
+    </w:p>
+    <w:p>
+      <w:pPr>
+        <w:rPr>
+          <w:rFonts w:hint="eastAsia"/>
+        </w:rPr>
+      </w:pPr>
+      <w:r>
+        <w:rPr>
+          <w:rFonts w:hint="eastAsia"/>
+        </w:rPr>
+        <w:t>Lucis: Delete that file named exe on your side. All the souls here will no longer suffer.</w:t>
       </w:r>
     </w:p>
     <w:sectPr>
